--- a/documents/practicals/DP_psychology_participant_consent_en.docx
+++ b/documents/practicals/DP_psychology_participant_consent_en.docx
@@ -5,13 +5,48 @@
     <w:p>
       <w:pPr>
         <w:pStyle w:val="Heading3"/>
+        <w:rPr>
+          <w:color w:val="000000" w:themeColor="text1"/>
+        </w:rPr>
       </w:pPr>
       <w:r>
         <w:rPr>
           <w:rFonts w:eastAsia="Calibri"/>
+          <w:color w:val="000000" w:themeColor="text1"/>
         </w:rPr>
-        <w:t>Participant consent</w:t>
+        <w:t xml:space="preserve">Participant </w:t>
       </w:r>
+      <w:r>
+        <w:rPr>
+          <w:rFonts w:eastAsia="Calibri"/>
+          <w:color w:val="000000" w:themeColor="text1"/>
+        </w:rPr>
+        <w:t>C</w:t>
+      </w:r>
+      <w:r>
+        <w:rPr>
+          <w:rFonts w:eastAsia="Calibri"/>
+          <w:color w:val="000000" w:themeColor="text1"/>
+        </w:rPr>
+        <w:t>onsent</w:t>
+      </w:r>
+    </w:p>
+    <w:p>
+      <w:pPr>
+        <w:tabs>
+          <w:tab w:val="left" w:pos="454"/>
+          <w:tab w:val="left" w:pos="907"/>
+          <w:tab w:val="left" w:pos="1361"/>
+          <w:tab w:val="left" w:pos="1814"/>
+        </w:tabs>
+        <w:spacing w:after="240"/>
+        <w:jc w:val="both"/>
+        <w:rPr>
+          <w:rFonts w:ascii="Arial" w:hAnsi="Arial"/>
+          <w:sz w:val="19"/>
+          <w:szCs w:val="20"/>
+        </w:rPr>
+      </w:pPr>
     </w:p>
     <w:p>
       <w:pPr>
@@ -45,6 +80,31 @@
         </w:rPr>
         <w:t>___________</w:t>
       </w:r>
+      <w:r>
+        <w:rPr>
+          <w:rFonts w:ascii="Arial" w:hAnsi="Arial"/>
+          <w:sz w:val="19"/>
+          <w:szCs w:val="20"/>
+        </w:rPr>
+        <w:t>_____________</w:t>
+      </w:r>
+    </w:p>
+    <w:p>
+      <w:pPr>
+        <w:tabs>
+          <w:tab w:val="left" w:pos="454"/>
+          <w:tab w:val="left" w:pos="907"/>
+          <w:tab w:val="left" w:pos="1361"/>
+          <w:tab w:val="left" w:pos="1814"/>
+        </w:tabs>
+        <w:spacing w:after="240"/>
+        <w:jc w:val="both"/>
+        <w:rPr>
+          <w:rFonts w:ascii="Arial" w:hAnsi="Arial"/>
+          <w:sz w:val="19"/>
+          <w:szCs w:val="20"/>
+        </w:rPr>
+      </w:pPr>
     </w:p>
     <w:p>
       <w:pPr>
@@ -244,7 +304,7 @@
                 <w:sz w:val="19"/>
                 <w:szCs w:val="20"/>
               </w:rPr>
-              <w:t>The process is:</w:t>
+              <w:t>If you agree to participate, you will be asked to:</w:t>
             </w:r>
           </w:p>
         </w:tc>
@@ -387,6 +447,293 @@
           </w:p>
         </w:tc>
       </w:tr>
+      <w:tr>
+        <w:tc>
+          <w:tcPr>
+            <w:tcW w:w="9016" w:type="dxa"/>
+          </w:tcPr>
+          <w:p>
+            <w:pPr>
+              <w:tabs>
+                <w:tab w:val="left" w:pos="454"/>
+                <w:tab w:val="left" w:pos="907"/>
+                <w:tab w:val="left" w:pos="1361"/>
+                <w:tab w:val="left" w:pos="1814"/>
+              </w:tabs>
+              <w:spacing w:after="240"/>
+              <w:jc w:val="both"/>
+              <w:rPr>
+                <w:rFonts w:ascii="Arial" w:hAnsi="Arial"/>
+                <w:sz w:val="19"/>
+                <w:szCs w:val="20"/>
+              </w:rPr>
+            </w:pPr>
+            <w:r>
+              <w:rPr>
+                <w:rFonts w:ascii="Arial" w:hAnsi="Arial"/>
+                <w:sz w:val="19"/>
+                <w:szCs w:val="20"/>
+              </w:rPr>
+              <w:t>Your participation is entirely voluntary. You may choose not to answer any question or stop the interview at any time without giving a reason or facing any consequences.</w:t>
+            </w:r>
+          </w:p>
+        </w:tc>
+      </w:tr>
+      <w:tr>
+        <w:tc>
+          <w:tcPr>
+            <w:tcW w:w="9016" w:type="dxa"/>
+          </w:tcPr>
+          <w:p>
+            <w:pPr>
+              <w:tabs>
+                <w:tab w:val="left" w:pos="454"/>
+                <w:tab w:val="left" w:pos="907"/>
+                <w:tab w:val="left" w:pos="1361"/>
+                <w:tab w:val="left" w:pos="1814"/>
+              </w:tabs>
+              <w:spacing w:after="240"/>
+              <w:jc w:val="both"/>
+              <w:rPr>
+                <w:rFonts w:ascii="Arial" w:hAnsi="Arial"/>
+                <w:sz w:val="19"/>
+                <w:szCs w:val="20"/>
+              </w:rPr>
+            </w:pPr>
+          </w:p>
+          <w:p>
+            <w:pPr>
+              <w:tabs>
+                <w:tab w:val="left" w:pos="454"/>
+                <w:tab w:val="left" w:pos="907"/>
+                <w:tab w:val="left" w:pos="1361"/>
+                <w:tab w:val="left" w:pos="1814"/>
+              </w:tabs>
+              <w:spacing w:after="240"/>
+              <w:jc w:val="both"/>
+              <w:rPr>
+                <w:rFonts w:ascii="Arial" w:hAnsi="Arial"/>
+                <w:sz w:val="19"/>
+                <w:szCs w:val="20"/>
+              </w:rPr>
+            </w:pPr>
+          </w:p>
+        </w:tc>
+      </w:tr>
+      <w:tr>
+        <w:tc>
+          <w:tcPr>
+            <w:tcW w:w="9016" w:type="dxa"/>
+          </w:tcPr>
+          <w:p>
+            <w:pPr>
+              <w:tabs>
+                <w:tab w:val="left" w:pos="454"/>
+                <w:tab w:val="left" w:pos="907"/>
+                <w:tab w:val="left" w:pos="1361"/>
+                <w:tab w:val="left" w:pos="1814"/>
+              </w:tabs>
+              <w:spacing w:after="240"/>
+              <w:jc w:val="both"/>
+              <w:rPr>
+                <w:rFonts w:ascii="Arial" w:hAnsi="Arial"/>
+                <w:sz w:val="19"/>
+                <w:szCs w:val="20"/>
+              </w:rPr>
+            </w:pPr>
+            <w:r>
+              <w:rPr>
+                <w:rFonts w:ascii="Arial" w:hAnsi="Arial"/>
+                <w:sz w:val="19"/>
+                <w:szCs w:val="20"/>
+              </w:rPr>
+              <w:t>Some questions may cause mild discomfort. You do not have to answer anything that makes you uncomfortable, and you may stop the interview at any time.</w:t>
+            </w:r>
+          </w:p>
+        </w:tc>
+      </w:tr>
+      <w:tr>
+        <w:tc>
+          <w:tcPr>
+            <w:tcW w:w="9016" w:type="dxa"/>
+          </w:tcPr>
+          <w:p>
+            <w:pPr>
+              <w:tabs>
+                <w:tab w:val="left" w:pos="454"/>
+                <w:tab w:val="left" w:pos="907"/>
+                <w:tab w:val="left" w:pos="1361"/>
+                <w:tab w:val="left" w:pos="1814"/>
+              </w:tabs>
+              <w:spacing w:after="240"/>
+              <w:jc w:val="both"/>
+              <w:rPr>
+                <w:rFonts w:ascii="Arial" w:hAnsi="Arial"/>
+                <w:sz w:val="19"/>
+                <w:szCs w:val="20"/>
+              </w:rPr>
+            </w:pPr>
+          </w:p>
+          <w:p>
+            <w:pPr>
+              <w:tabs>
+                <w:tab w:val="left" w:pos="454"/>
+                <w:tab w:val="left" w:pos="907"/>
+                <w:tab w:val="left" w:pos="1361"/>
+                <w:tab w:val="left" w:pos="1814"/>
+              </w:tabs>
+              <w:spacing w:after="240"/>
+              <w:jc w:val="both"/>
+              <w:rPr>
+                <w:rFonts w:ascii="Arial" w:hAnsi="Arial"/>
+                <w:sz w:val="19"/>
+                <w:szCs w:val="20"/>
+              </w:rPr>
+            </w:pPr>
+          </w:p>
+        </w:tc>
+      </w:tr>
+      <w:tr>
+        <w:tc>
+          <w:tcPr>
+            <w:tcW w:w="9016" w:type="dxa"/>
+          </w:tcPr>
+          <w:p>
+            <w:pPr>
+              <w:tabs>
+                <w:tab w:val="left" w:pos="454"/>
+                <w:tab w:val="left" w:pos="907"/>
+                <w:tab w:val="left" w:pos="1361"/>
+                <w:tab w:val="left" w:pos="1814"/>
+              </w:tabs>
+              <w:spacing w:after="240"/>
+              <w:jc w:val="both"/>
+              <w:rPr>
+                <w:rFonts w:ascii="Arial" w:hAnsi="Arial"/>
+                <w:sz w:val="19"/>
+                <w:szCs w:val="20"/>
+                <w:lang w:val="en-US"/>
+              </w:rPr>
+            </w:pPr>
+            <w:r>
+              <w:rPr>
+                <w:rFonts w:ascii="Arial" w:hAnsi="Arial"/>
+                <w:sz w:val="19"/>
+                <w:szCs w:val="20"/>
+                <w:lang w:val="en-US"/>
+              </w:rPr>
+              <w:t xml:space="preserve">Do you agree </w:t>
+            </w:r>
+            <w:proofErr w:type="gramStart"/>
+            <w:r>
+              <w:rPr>
+                <w:rFonts w:ascii="Arial" w:hAnsi="Arial"/>
+                <w:sz w:val="19"/>
+                <w:szCs w:val="20"/>
+                <w:lang w:val="en-US"/>
+              </w:rPr>
+              <w:t>to</w:t>
+            </w:r>
+            <w:proofErr w:type="gramEnd"/>
+            <w:r>
+              <w:rPr>
+                <w:rFonts w:ascii="Arial" w:hAnsi="Arial"/>
+                <w:sz w:val="19"/>
+                <w:szCs w:val="20"/>
+                <w:lang w:val="en-US"/>
+              </w:rPr>
+              <w:t xml:space="preserve"> the interview being audio-recorded for research purposes?"</w:t>
+            </w:r>
+          </w:p>
+        </w:tc>
+      </w:tr>
+      <w:tr>
+        <w:tc>
+          <w:tcPr>
+            <w:tcW w:w="9016" w:type="dxa"/>
+          </w:tcPr>
+          <w:p>
+            <w:pPr>
+              <w:numPr>
+                <w:ilvl w:val="0"/>
+                <w:numId w:val="36"/>
+              </w:numPr>
+              <w:tabs>
+                <w:tab w:val="left" w:pos="454"/>
+                <w:tab w:val="left" w:pos="907"/>
+                <w:tab w:val="left" w:pos="1361"/>
+                <w:tab w:val="left" w:pos="1814"/>
+              </w:tabs>
+              <w:spacing w:after="240"/>
+              <w:jc w:val="both"/>
+              <w:rPr>
+                <w:rFonts w:ascii="Arial" w:hAnsi="Arial"/>
+                <w:sz w:val="19"/>
+                <w:szCs w:val="20"/>
+                <w:lang w:val="en-US"/>
+              </w:rPr>
+            </w:pPr>
+            <w:r>
+              <w:rPr>
+                <w:rFonts w:ascii="Segoe UI Symbol" w:hAnsi="Segoe UI Symbol" w:cs="Segoe UI Symbol"/>
+                <w:sz w:val="19"/>
+                <w:szCs w:val="20"/>
+                <w:lang w:val="en-US"/>
+              </w:rPr>
+              <w:t>☐</w:t>
+            </w:r>
+            <w:r>
+              <w:rPr>
+                <w:rFonts w:ascii="Arial" w:hAnsi="Arial"/>
+                <w:sz w:val="19"/>
+                <w:szCs w:val="20"/>
+                <w:lang w:val="en-US"/>
+              </w:rPr>
+              <w:t xml:space="preserve"> Yes</w:t>
+            </w:r>
+          </w:p>
+          <w:p>
+            <w:pPr>
+              <w:numPr>
+                <w:ilvl w:val="0"/>
+                <w:numId w:val="36"/>
+              </w:numPr>
+              <w:tabs>
+                <w:tab w:val="left" w:pos="454"/>
+                <w:tab w:val="left" w:pos="907"/>
+                <w:tab w:val="left" w:pos="1361"/>
+                <w:tab w:val="left" w:pos="1814"/>
+              </w:tabs>
+              <w:spacing w:after="240"/>
+              <w:jc w:val="both"/>
+              <w:rPr>
+                <w:rFonts w:ascii="Arial" w:hAnsi="Arial"/>
+                <w:sz w:val="19"/>
+                <w:szCs w:val="20"/>
+                <w:lang w:val="en-US"/>
+              </w:rPr>
+            </w:pPr>
+            <w:r>
+              <w:rPr>
+                <w:rFonts w:ascii="Segoe UI Symbol" w:hAnsi="Segoe UI Symbol" w:cs="Segoe UI Symbol"/>
+                <w:sz w:val="19"/>
+                <w:szCs w:val="20"/>
+                <w:lang w:val="en-US"/>
+              </w:rPr>
+              <w:t>☐</w:t>
+            </w:r>
+            <w:r>
+              <w:rPr>
+                <w:rFonts w:ascii="Arial" w:hAnsi="Arial"/>
+                <w:sz w:val="19"/>
+                <w:szCs w:val="20"/>
+                <w:lang w:val="en-US"/>
+              </w:rPr>
+              <w:t xml:space="preserve"> No</w:t>
+            </w:r>
+          </w:p>
+        </w:tc>
+      </w:tr>
     </w:tbl>
     <w:p>
       <w:pPr>
@@ -417,6 +764,78 @@
         <w:jc w:val="both"/>
         <w:rPr>
           <w:rFonts w:ascii="Arial" w:hAnsi="Arial"/>
+          <w:b/>
+          <w:sz w:val="19"/>
+          <w:szCs w:val="20"/>
+        </w:rPr>
+      </w:pPr>
+    </w:p>
+    <w:p>
+      <w:pPr>
+        <w:tabs>
+          <w:tab w:val="left" w:pos="454"/>
+          <w:tab w:val="left" w:pos="907"/>
+          <w:tab w:val="left" w:pos="1361"/>
+          <w:tab w:val="left" w:pos="1814"/>
+        </w:tabs>
+        <w:spacing w:after="240"/>
+        <w:jc w:val="both"/>
+        <w:rPr>
+          <w:rFonts w:ascii="Arial" w:hAnsi="Arial"/>
+          <w:b/>
+          <w:sz w:val="19"/>
+          <w:szCs w:val="20"/>
+        </w:rPr>
+      </w:pPr>
+    </w:p>
+    <w:p>
+      <w:pPr>
+        <w:tabs>
+          <w:tab w:val="left" w:pos="454"/>
+          <w:tab w:val="left" w:pos="907"/>
+          <w:tab w:val="left" w:pos="1361"/>
+          <w:tab w:val="left" w:pos="1814"/>
+        </w:tabs>
+        <w:spacing w:after="240"/>
+        <w:jc w:val="both"/>
+        <w:rPr>
+          <w:rFonts w:ascii="Arial" w:hAnsi="Arial"/>
+          <w:b/>
+          <w:sz w:val="19"/>
+          <w:szCs w:val="20"/>
+        </w:rPr>
+      </w:pPr>
+    </w:p>
+    <w:p>
+      <w:pPr>
+        <w:tabs>
+          <w:tab w:val="left" w:pos="454"/>
+          <w:tab w:val="left" w:pos="907"/>
+          <w:tab w:val="left" w:pos="1361"/>
+          <w:tab w:val="left" w:pos="1814"/>
+        </w:tabs>
+        <w:spacing w:after="240"/>
+        <w:jc w:val="both"/>
+        <w:rPr>
+          <w:rFonts w:ascii="Arial" w:hAnsi="Arial"/>
+          <w:b/>
+          <w:sz w:val="19"/>
+          <w:szCs w:val="20"/>
+        </w:rPr>
+      </w:pPr>
+    </w:p>
+    <w:p>
+      <w:pPr>
+        <w:tabs>
+          <w:tab w:val="left" w:pos="454"/>
+          <w:tab w:val="left" w:pos="907"/>
+          <w:tab w:val="left" w:pos="1361"/>
+          <w:tab w:val="left" w:pos="1814"/>
+        </w:tabs>
+        <w:spacing w:after="240"/>
+        <w:jc w:val="both"/>
+        <w:rPr>
+          <w:rFonts w:ascii="Arial" w:hAnsi="Arial"/>
           <w:sz w:val="19"/>
           <w:szCs w:val="20"/>
         </w:rPr>
@@ -428,6 +847,7 @@
           <w:sz w:val="19"/>
           <w:szCs w:val="20"/>
         </w:rPr>
+        <w:lastRenderedPageBreak/>
         <w:t>In conducting this study</w:t>
       </w:r>
       <w:r>
@@ -463,16 +883,7 @@
         <w:pStyle w:val="Listbullet"/>
       </w:pPr>
       <w:r>
-        <w:t>y</w:t>
-      </w:r>
-      <w:r>
-        <w:t xml:space="preserve">our identity will </w:t>
-      </w:r>
-      <w:r>
-        <w:t>remain</w:t>
-      </w:r>
-      <w:r>
-        <w:t xml:space="preserve"> anonymous</w:t>
+        <w:t>Your identity will not be revealed in the research findings, and your responses will be anonymised.</w:t>
       </w:r>
     </w:p>
     <w:p>
@@ -480,7 +891,10 @@
         <w:pStyle w:val="Listbullet"/>
       </w:pPr>
       <w:r>
-        <w:t xml:space="preserve">personal </w:t>
+        <w:t>P</w:t>
+      </w:r>
+      <w:r>
+        <w:t xml:space="preserve">ersonal </w:t>
       </w:r>
       <w:r>
         <w:t xml:space="preserve">data will </w:t>
@@ -500,16 +914,13 @@
         <w:pStyle w:val="Listbullet"/>
       </w:pPr>
       <w:r>
-        <w:t>y</w:t>
+        <w:t>You may withdraw from the interview at any time and request that your data be deleted before [insert deadline].</w:t>
       </w:r>
       <w:r>
-        <w:t xml:space="preserve">ou </w:t>
+        <w:t xml:space="preserve"> </w:t>
       </w:r>
       <w:r>
-        <w:t>may</w:t>
-      </w:r>
-      <w:r>
-        <w:t xml:space="preserve"> withdraw yourself and your data at any time</w:t>
+        <w:t>An unlimited right to withdraw data cannot be guaranteed once responses have been irreversibly anonymised.</w:t>
       </w:r>
     </w:p>
     <w:p>
@@ -517,13 +928,7 @@
         <w:pStyle w:val="Listbullet"/>
       </w:pPr>
       <w:r>
-        <w:t>a</w:t>
-      </w:r>
-      <w:r>
-        <w:t>ll transcripts and recordings will be destroyed after the research</w:t>
-      </w:r>
-      <w:r>
-        <w:t xml:space="preserve"> has concluded and the results analysed</w:t>
+        <w:t>All interview recordings and transcripts will be stored securely, accessed only by the researchers and supervising teacher, and deleted once the class practical has been completed and assessed.</w:t>
       </w:r>
     </w:p>
     <w:p>
@@ -531,7 +936,10 @@
         <w:pStyle w:val="Listbullet"/>
       </w:pPr>
       <w:r>
-        <w:t>the</w:t>
+        <w:t>T</w:t>
+      </w:r>
+      <w:r>
+        <w:t>he</w:t>
       </w:r>
       <w:r>
         <w:t xml:space="preserve"> findings will be shared with you after </w:t>
@@ -563,7 +971,7 @@
           <w:sz w:val="19"/>
           <w:szCs w:val="20"/>
         </w:rPr>
-        <w:t>This is the contact point for any further questions:</w:t>
+        <w:t>This is the contact point for any further questions</w:t>
       </w:r>
       <w:r>
         <w:rPr>
@@ -571,15 +979,7 @@
           <w:sz w:val="19"/>
           <w:szCs w:val="20"/>
         </w:rPr>
-        <w:t xml:space="preserve"> </w:t>
-      </w:r>
-      <w:r>
-        <w:rPr>
-          <w:rFonts w:ascii="Arial" w:hAnsi="Arial"/>
-          <w:sz w:val="19"/>
-          <w:szCs w:val="20"/>
-        </w:rPr>
-        <w:t>_____________</w:t>
+        <w:t>: [Insert Contact]</w:t>
       </w:r>
     </w:p>
     <w:p>
@@ -655,8 +1055,26 @@
           <w:sz w:val="19"/>
           <w:szCs w:val="20"/>
         </w:rPr>
-        <w:t>.</w:t>
+        <w:t>!</w:t>
       </w:r>
+    </w:p>
+    <w:p>
+      <w:pPr>
+        <w:tabs>
+          <w:tab w:val="num" w:pos="454"/>
+          <w:tab w:val="left" w:pos="907"/>
+          <w:tab w:val="left" w:pos="1361"/>
+          <w:tab w:val="left" w:pos="1814"/>
+        </w:tabs>
+        <w:spacing w:after="240"/>
+        <w:ind w:left="454" w:hanging="454"/>
+        <w:jc w:val="both"/>
+        <w:rPr>
+          <w:rFonts w:ascii="Arial" w:hAnsi="Arial"/>
+          <w:sz w:val="19"/>
+          <w:szCs w:val="20"/>
+        </w:rPr>
+      </w:pPr>
     </w:p>
     <w:p>
       <w:pPr>
@@ -666,7 +1084,7 @@
           <w:tab w:val="left" w:pos="1361"/>
           <w:tab w:val="left" w:pos="1814"/>
         </w:tabs>
-        <w:spacing w:after="240"/>
+        <w:spacing w:after="240" w:line="360" w:lineRule="auto"/>
         <w:jc w:val="both"/>
         <w:rPr>
           <w:rFonts w:ascii="Arial" w:hAnsi="Arial"/>
@@ -688,7 +1106,23 @@
           <w:sz w:val="19"/>
           <w:szCs w:val="20"/>
         </w:rPr>
-        <w:t>___________</w:t>
+        <w:t>__________</w:t>
+      </w:r>
+      <w:r>
+        <w:rPr>
+          <w:rFonts w:ascii="Arial" w:hAnsi="Arial"/>
+          <w:sz w:val="19"/>
+          <w:szCs w:val="20"/>
+        </w:rPr>
+        <w:t>____________________</w:t>
+      </w:r>
+      <w:r>
+        <w:rPr>
+          <w:rFonts w:ascii="Arial" w:hAnsi="Arial"/>
+          <w:sz w:val="19"/>
+          <w:szCs w:val="20"/>
+        </w:rPr>
+        <w:t>_</w:t>
       </w:r>
       <w:r>
         <w:rPr>
@@ -745,10 +1179,33 @@
           <w:sz w:val="19"/>
           <w:szCs w:val="20"/>
         </w:rPr>
-        <w:t xml:space="preserve"> ___________________________   Age __________   Date _____________</w:t>
+        <w:t xml:space="preserve"> ___________________________   Age __________   Date __</w:t>
+      </w:r>
+      <w:r>
+        <w:rPr>
+          <w:rFonts w:ascii="Arial" w:hAnsi="Arial"/>
+          <w:sz w:val="19"/>
+          <w:szCs w:val="20"/>
+        </w:rPr>
+        <w:t>___/______/</w:t>
+      </w:r>
+      <w:r>
+        <w:rPr>
+          <w:rFonts w:ascii="Arial" w:hAnsi="Arial"/>
+          <w:sz w:val="19"/>
+          <w:szCs w:val="20"/>
+        </w:rPr>
+        <w:t>_______</w:t>
       </w:r>
     </w:p>
     <w:p>
+      <w:pPr>
+        <w:rPr>
+          <w:rFonts w:ascii="Arial" w:hAnsi="Arial"/>
+          <w:sz w:val="19"/>
+          <w:szCs w:val="20"/>
+        </w:rPr>
+      </w:pPr>
       <w:r>
         <w:rPr>
           <w:rFonts w:ascii="Arial" w:hAnsi="Arial"/>
@@ -787,7 +1244,7 @@
           <w:sz w:val="19"/>
           <w:szCs w:val="20"/>
         </w:rPr>
-        <w:t>(required if participant is 16 or under at the time of the research)</w:t>
+        <w:t>(required if participant is 16 or under</w:t>
       </w:r>
       <w:r>
         <w:rPr>
@@ -795,7 +1252,26 @@
           <w:sz w:val="19"/>
           <w:szCs w:val="20"/>
         </w:rPr>
-        <w:t>_____________________________   Date _____________</w:t>
+        <w:t>)</w:t>
+      </w:r>
+    </w:p>
+    <w:p>
+      <w:pPr>
+        <w:rPr>
+          <w:rFonts w:ascii="Arial" w:hAnsi="Arial"/>
+          <w:sz w:val="19"/>
+          <w:szCs w:val="20"/>
+        </w:rPr>
+      </w:pPr>
+    </w:p>
+    <w:p>
+      <w:r>
+        <w:rPr>
+          <w:rFonts w:ascii="Arial" w:hAnsi="Arial"/>
+          <w:sz w:val="19"/>
+          <w:szCs w:val="20"/>
+        </w:rPr>
+        <w:t>____________________________   Date _____________</w:t>
       </w:r>
     </w:p>
     <w:sectPr>
@@ -1064,6 +1540,155 @@
     </w:lvl>
   </w:abstractNum>
   <w:abstractNum w:abstractNumId="2" w15:restartNumberingAfterBreak="0">
+    <w:nsid w:val="010371CA"/>
+    <w:multiLevelType w:val="multilevel"/>
+    <w:tmpl w:val="268406E6"/>
+    <w:lvl w:ilvl="0">
+      <w:start w:val="1"/>
+      <w:numFmt w:val="bullet"/>
+      <w:lvlText w:val=""/>
+      <w:lvlJc w:val="left"/>
+      <w:pPr>
+        <w:tabs>
+          <w:tab w:val="num" w:pos="720"/>
+        </w:tabs>
+        <w:ind w:left="720" w:hanging="360"/>
+      </w:pPr>
+      <w:rPr>
+        <w:rFonts w:ascii="Symbol" w:hAnsi="Symbol" w:hint="default"/>
+        <w:sz w:val="20"/>
+      </w:rPr>
+    </w:lvl>
+    <w:lvl w:ilvl="1" w:tentative="1">
+      <w:start w:val="1"/>
+      <w:numFmt w:val="bullet"/>
+      <w:lvlText w:val="o"/>
+      <w:lvlJc w:val="left"/>
+      <w:pPr>
+        <w:tabs>
+          <w:tab w:val="num" w:pos="1440"/>
+        </w:tabs>
+        <w:ind w:left="1440" w:hanging="360"/>
+      </w:pPr>
+      <w:rPr>
+        <w:rFonts w:ascii="Courier New" w:hAnsi="Courier New" w:hint="default"/>
+        <w:sz w:val="20"/>
+      </w:rPr>
+    </w:lvl>
+    <w:lvl w:ilvl="2" w:tentative="1">
+      <w:start w:val="1"/>
+      <w:numFmt w:val="bullet"/>
+      <w:lvlText w:val=""/>
+      <w:lvlJc w:val="left"/>
+      <w:pPr>
+        <w:tabs>
+          <w:tab w:val="num" w:pos="2160"/>
+        </w:tabs>
+        <w:ind w:left="2160" w:hanging="360"/>
+      </w:pPr>
+      <w:rPr>
+        <w:rFonts w:ascii="Wingdings" w:hAnsi="Wingdings" w:hint="default"/>
+        <w:sz w:val="20"/>
+      </w:rPr>
+    </w:lvl>
+    <w:lvl w:ilvl="3" w:tentative="1">
+      <w:start w:val="1"/>
+      <w:numFmt w:val="bullet"/>
+      <w:lvlText w:val=""/>
+      <w:lvlJc w:val="left"/>
+      <w:pPr>
+        <w:tabs>
+          <w:tab w:val="num" w:pos="2880"/>
+        </w:tabs>
+        <w:ind w:left="2880" w:hanging="360"/>
+      </w:pPr>
+      <w:rPr>
+        <w:rFonts w:ascii="Wingdings" w:hAnsi="Wingdings" w:hint="default"/>
+        <w:sz w:val="20"/>
+      </w:rPr>
+    </w:lvl>
+    <w:lvl w:ilvl="4" w:tentative="1">
+      <w:start w:val="1"/>
+      <w:numFmt w:val="bullet"/>
+      <w:lvlText w:val=""/>
+      <w:lvlJc w:val="left"/>
+      <w:pPr>
+        <w:tabs>
+          <w:tab w:val="num" w:pos="3600"/>
+        </w:tabs>
+        <w:ind w:left="3600" w:hanging="360"/>
+      </w:pPr>
+      <w:rPr>
+        <w:rFonts w:ascii="Wingdings" w:hAnsi="Wingdings" w:hint="default"/>
+        <w:sz w:val="20"/>
+      </w:rPr>
+    </w:lvl>
+    <w:lvl w:ilvl="5" w:tentative="1">
+      <w:start w:val="1"/>
+      <w:numFmt w:val="bullet"/>
+      <w:lvlText w:val=""/>
+      <w:lvlJc w:val="left"/>
+      <w:pPr>
+        <w:tabs>
+          <w:tab w:val="num" w:pos="4320"/>
+        </w:tabs>
+        <w:ind w:left="4320" w:hanging="360"/>
+      </w:pPr>
+      <w:rPr>
+        <w:rFonts w:ascii="Wingdings" w:hAnsi="Wingdings" w:hint="default"/>
+        <w:sz w:val="20"/>
+      </w:rPr>
+    </w:lvl>
+    <w:lvl w:ilvl="6" w:tentative="1">
+      <w:start w:val="1"/>
+      <w:numFmt w:val="bullet"/>
+      <w:lvlText w:val=""/>
+      <w:lvlJc w:val="left"/>
+      <w:pPr>
+        <w:tabs>
+          <w:tab w:val="num" w:pos="5040"/>
+        </w:tabs>
+        <w:ind w:left="5040" w:hanging="360"/>
+      </w:pPr>
+      <w:rPr>
+        <w:rFonts w:ascii="Wingdings" w:hAnsi="Wingdings" w:hint="default"/>
+        <w:sz w:val="20"/>
+      </w:rPr>
+    </w:lvl>
+    <w:lvl w:ilvl="7" w:tentative="1">
+      <w:start w:val="1"/>
+      <w:numFmt w:val="bullet"/>
+      <w:lvlText w:val=""/>
+      <w:lvlJc w:val="left"/>
+      <w:pPr>
+        <w:tabs>
+          <w:tab w:val="num" w:pos="5760"/>
+        </w:tabs>
+        <w:ind w:left="5760" w:hanging="360"/>
+      </w:pPr>
+      <w:rPr>
+        <w:rFonts w:ascii="Wingdings" w:hAnsi="Wingdings" w:hint="default"/>
+        <w:sz w:val="20"/>
+      </w:rPr>
+    </w:lvl>
+    <w:lvl w:ilvl="8" w:tentative="1">
+      <w:start w:val="1"/>
+      <w:numFmt w:val="bullet"/>
+      <w:lvlText w:val=""/>
+      <w:lvlJc w:val="left"/>
+      <w:pPr>
+        <w:tabs>
+          <w:tab w:val="num" w:pos="6480"/>
+        </w:tabs>
+        <w:ind w:left="6480" w:hanging="360"/>
+      </w:pPr>
+      <w:rPr>
+        <w:rFonts w:ascii="Wingdings" w:hAnsi="Wingdings" w:hint="default"/>
+        <w:sz w:val="20"/>
+      </w:rPr>
+    </w:lvl>
+  </w:abstractNum>
+  <w:abstractNum w:abstractNumId="3" w15:restartNumberingAfterBreak="0">
     <w:nsid w:val="01C76FEE"/>
     <w:multiLevelType w:val="hybridMultilevel"/>
     <w:tmpl w:val="7D2693E8"/>
@@ -1208,7 +1833,7 @@
       </w:rPr>
     </w:lvl>
   </w:abstractNum>
-  <w:abstractNum w:abstractNumId="3" w15:restartNumberingAfterBreak="0">
+  <w:abstractNum w:abstractNumId="4" w15:restartNumberingAfterBreak="0">
     <w:nsid w:val="05CA5559"/>
     <w:multiLevelType w:val="hybridMultilevel"/>
     <w:tmpl w:val="DA4E8BAA"/>
@@ -1349,7 +1974,7 @@
       </w:rPr>
     </w:lvl>
   </w:abstractNum>
-  <w:abstractNum w:abstractNumId="4" w15:restartNumberingAfterBreak="0">
+  <w:abstractNum w:abstractNumId="5" w15:restartNumberingAfterBreak="0">
     <w:nsid w:val="08DF724F"/>
     <w:multiLevelType w:val="hybridMultilevel"/>
     <w:tmpl w:val="995A76A4"/>
@@ -1470,7 +2095,7 @@
       </w:pPr>
     </w:lvl>
   </w:abstractNum>
-  <w:abstractNum w:abstractNumId="5" w15:restartNumberingAfterBreak="0">
+  <w:abstractNum w:abstractNumId="6" w15:restartNumberingAfterBreak="0">
     <w:nsid w:val="0E87152E"/>
     <w:multiLevelType w:val="hybridMultilevel"/>
     <w:tmpl w:val="8814FDC8"/>
@@ -1590,7 +2215,7 @@
       </w:pPr>
     </w:lvl>
   </w:abstractNum>
-  <w:abstractNum w:abstractNumId="6" w15:restartNumberingAfterBreak="0">
+  <w:abstractNum w:abstractNumId="7" w15:restartNumberingAfterBreak="0">
     <w:nsid w:val="203D008A"/>
     <w:multiLevelType w:val="hybridMultilevel"/>
     <w:tmpl w:val="C87E0900"/>
@@ -1711,7 +2336,7 @@
       </w:pPr>
     </w:lvl>
   </w:abstractNum>
-  <w:abstractNum w:abstractNumId="7" w15:restartNumberingAfterBreak="0">
+  <w:abstractNum w:abstractNumId="8" w15:restartNumberingAfterBreak="0">
     <w:nsid w:val="208A0CE6"/>
     <w:multiLevelType w:val="hybridMultilevel"/>
     <w:tmpl w:val="0BD8B34C"/>
@@ -1830,7 +2455,7 @@
       </w:pPr>
     </w:lvl>
   </w:abstractNum>
-  <w:abstractNum w:abstractNumId="8" w15:restartNumberingAfterBreak="0">
+  <w:abstractNum w:abstractNumId="9" w15:restartNumberingAfterBreak="0">
     <w:nsid w:val="22C46C55"/>
     <w:multiLevelType w:val="hybridMultilevel"/>
     <w:tmpl w:val="588A0E7E"/>
@@ -1967,7 +2592,7 @@
       </w:rPr>
     </w:lvl>
   </w:abstractNum>
-  <w:abstractNum w:abstractNumId="9" w15:restartNumberingAfterBreak="0">
+  <w:abstractNum w:abstractNumId="10" w15:restartNumberingAfterBreak="0">
     <w:nsid w:val="27551154"/>
     <w:multiLevelType w:val="hybridMultilevel"/>
     <w:tmpl w:val="FE104C0C"/>
@@ -2107,7 +2732,7 @@
       </w:rPr>
     </w:lvl>
   </w:abstractNum>
-  <w:abstractNum w:abstractNumId="10" w15:restartNumberingAfterBreak="0">
+  <w:abstractNum w:abstractNumId="11" w15:restartNumberingAfterBreak="0">
     <w:nsid w:val="27F80B37"/>
     <w:multiLevelType w:val="hybridMultilevel"/>
     <w:tmpl w:val="FD60FCCC"/>
@@ -2250,7 +2875,7 @@
       </w:rPr>
     </w:lvl>
   </w:abstractNum>
-  <w:abstractNum w:abstractNumId="11" w15:restartNumberingAfterBreak="0">
+  <w:abstractNum w:abstractNumId="12" w15:restartNumberingAfterBreak="0">
     <w:nsid w:val="2B2C7620"/>
     <w:multiLevelType w:val="singleLevel"/>
     <w:tmpl w:val="73F04D9E"/>
@@ -2270,7 +2895,7 @@
       </w:rPr>
     </w:lvl>
   </w:abstractNum>
-  <w:abstractNum w:abstractNumId="12" w15:restartNumberingAfterBreak="0">
+  <w:abstractNum w:abstractNumId="13" w15:restartNumberingAfterBreak="0">
     <w:nsid w:val="2F3E0B75"/>
     <w:multiLevelType w:val="hybridMultilevel"/>
     <w:tmpl w:val="5942C168"/>
@@ -2391,7 +3016,7 @@
       </w:pPr>
     </w:lvl>
   </w:abstractNum>
-  <w:abstractNum w:abstractNumId="13" w15:restartNumberingAfterBreak="0">
+  <w:abstractNum w:abstractNumId="14" w15:restartNumberingAfterBreak="0">
     <w:nsid w:val="2FDA6EB9"/>
     <w:multiLevelType w:val="hybridMultilevel"/>
     <w:tmpl w:val="1610D762"/>
@@ -2511,7 +3136,7 @@
       </w:pPr>
     </w:lvl>
   </w:abstractNum>
-  <w:abstractNum w:abstractNumId="14" w15:restartNumberingAfterBreak="0">
+  <w:abstractNum w:abstractNumId="15" w15:restartNumberingAfterBreak="0">
     <w:nsid w:val="3AC66BF6"/>
     <w:multiLevelType w:val="hybridMultilevel"/>
     <w:tmpl w:val="2A22BEB4"/>
@@ -2631,7 +3256,7 @@
       </w:pPr>
     </w:lvl>
   </w:abstractNum>
-  <w:abstractNum w:abstractNumId="15" w15:restartNumberingAfterBreak="0">
+  <w:abstractNum w:abstractNumId="16" w15:restartNumberingAfterBreak="0">
     <w:nsid w:val="40997468"/>
     <w:multiLevelType w:val="hybridMultilevel"/>
     <w:tmpl w:val="34DAF392"/>
@@ -2752,7 +3377,7 @@
       </w:pPr>
     </w:lvl>
   </w:abstractNum>
-  <w:abstractNum w:abstractNumId="16" w15:restartNumberingAfterBreak="0">
+  <w:abstractNum w:abstractNumId="17" w15:restartNumberingAfterBreak="0">
     <w:nsid w:val="42556FAB"/>
     <w:multiLevelType w:val="hybridMultilevel"/>
     <w:tmpl w:val="7C80CC74"/>
@@ -2897,7 +3522,7 @@
       </w:rPr>
     </w:lvl>
   </w:abstractNum>
-  <w:abstractNum w:abstractNumId="17" w15:restartNumberingAfterBreak="0">
+  <w:abstractNum w:abstractNumId="18" w15:restartNumberingAfterBreak="0">
     <w:nsid w:val="45C56B03"/>
     <w:multiLevelType w:val="hybridMultilevel"/>
     <w:tmpl w:val="6548D2C2"/>
@@ -3017,7 +3642,7 @@
       </w:pPr>
     </w:lvl>
   </w:abstractNum>
-  <w:abstractNum w:abstractNumId="18" w15:restartNumberingAfterBreak="0">
+  <w:abstractNum w:abstractNumId="19" w15:restartNumberingAfterBreak="0">
     <w:nsid w:val="47721CB3"/>
     <w:multiLevelType w:val="hybridMultilevel"/>
     <w:tmpl w:val="89309A60"/>
@@ -3161,7 +3786,7 @@
       </w:rPr>
     </w:lvl>
   </w:abstractNum>
-  <w:abstractNum w:abstractNumId="19" w15:restartNumberingAfterBreak="0">
+  <w:abstractNum w:abstractNumId="20" w15:restartNumberingAfterBreak="0">
     <w:nsid w:val="4C9D67CB"/>
     <w:multiLevelType w:val="hybridMultilevel"/>
     <w:tmpl w:val="588A0E7E"/>
@@ -3306,7 +3931,7 @@
       </w:rPr>
     </w:lvl>
   </w:abstractNum>
-  <w:abstractNum w:abstractNumId="20" w15:restartNumberingAfterBreak="0">
+  <w:abstractNum w:abstractNumId="21" w15:restartNumberingAfterBreak="0">
     <w:nsid w:val="4F96031D"/>
     <w:multiLevelType w:val="hybridMultilevel"/>
     <w:tmpl w:val="3E5CBA1C"/>
@@ -3422,7 +4047,7 @@
       </w:pPr>
     </w:lvl>
   </w:abstractNum>
-  <w:abstractNum w:abstractNumId="21" w15:restartNumberingAfterBreak="0">
+  <w:abstractNum w:abstractNumId="22" w15:restartNumberingAfterBreak="0">
     <w:nsid w:val="506751C6"/>
     <w:multiLevelType w:val="hybridMultilevel"/>
     <w:tmpl w:val="A48AD6DA"/>
@@ -3563,7 +4188,7 @@
       </w:rPr>
     </w:lvl>
   </w:abstractNum>
-  <w:abstractNum w:abstractNumId="22" w15:restartNumberingAfterBreak="0">
+  <w:abstractNum w:abstractNumId="23" w15:restartNumberingAfterBreak="0">
     <w:nsid w:val="540874BD"/>
     <w:multiLevelType w:val="hybridMultilevel"/>
     <w:tmpl w:val="AEAC9006"/>
@@ -3682,7 +4307,7 @@
       </w:pPr>
     </w:lvl>
   </w:abstractNum>
-  <w:abstractNum w:abstractNumId="23" w15:restartNumberingAfterBreak="0">
+  <w:abstractNum w:abstractNumId="24" w15:restartNumberingAfterBreak="0">
     <w:nsid w:val="582E2C32"/>
     <w:multiLevelType w:val="hybridMultilevel"/>
     <w:tmpl w:val="88967760"/>
@@ -3803,7 +4428,7 @@
       </w:pPr>
     </w:lvl>
   </w:abstractNum>
-  <w:abstractNum w:abstractNumId="24" w15:restartNumberingAfterBreak="0">
+  <w:abstractNum w:abstractNumId="25" w15:restartNumberingAfterBreak="0">
     <w:nsid w:val="582E37E6"/>
     <w:multiLevelType w:val="hybridMultilevel"/>
     <w:tmpl w:val="486CD868"/>
@@ -3948,7 +4573,7 @@
       </w:rPr>
     </w:lvl>
   </w:abstractNum>
-  <w:abstractNum w:abstractNumId="25" w15:restartNumberingAfterBreak="0">
+  <w:abstractNum w:abstractNumId="26" w15:restartNumberingAfterBreak="0">
     <w:nsid w:val="5B370B64"/>
     <w:multiLevelType w:val="hybridMultilevel"/>
     <w:tmpl w:val="0FD0F968"/>
@@ -4068,7 +4693,7 @@
       </w:pPr>
     </w:lvl>
   </w:abstractNum>
-  <w:abstractNum w:abstractNumId="26" w15:restartNumberingAfterBreak="0">
+  <w:abstractNum w:abstractNumId="27" w15:restartNumberingAfterBreak="0">
     <w:nsid w:val="5FF86A0D"/>
     <w:multiLevelType w:val="hybridMultilevel"/>
     <w:tmpl w:val="849600B2"/>
@@ -4187,7 +4812,7 @@
       </w:pPr>
     </w:lvl>
   </w:abstractNum>
-  <w:abstractNum w:abstractNumId="27" w15:restartNumberingAfterBreak="0">
+  <w:abstractNum w:abstractNumId="28" w15:restartNumberingAfterBreak="0">
     <w:nsid w:val="67A02DD9"/>
     <w:multiLevelType w:val="hybridMultilevel"/>
     <w:tmpl w:val="18A4C6CC"/>
@@ -4307,7 +4932,7 @@
       </w:pPr>
     </w:lvl>
   </w:abstractNum>
-  <w:abstractNum w:abstractNumId="28" w15:restartNumberingAfterBreak="0">
+  <w:abstractNum w:abstractNumId="29" w15:restartNumberingAfterBreak="0">
     <w:nsid w:val="6AC30304"/>
     <w:multiLevelType w:val="hybridMultilevel"/>
     <w:tmpl w:val="983CB224"/>
@@ -4427,7 +5052,7 @@
       </w:pPr>
     </w:lvl>
   </w:abstractNum>
-  <w:abstractNum w:abstractNumId="29" w15:restartNumberingAfterBreak="0">
+  <w:abstractNum w:abstractNumId="30" w15:restartNumberingAfterBreak="0">
     <w:nsid w:val="6BDF1139"/>
     <w:multiLevelType w:val="hybridMultilevel"/>
     <w:tmpl w:val="F036FEAC"/>
@@ -4567,7 +5192,7 @@
       </w:rPr>
     </w:lvl>
   </w:abstractNum>
-  <w:abstractNum w:abstractNumId="30" w15:restartNumberingAfterBreak="0">
+  <w:abstractNum w:abstractNumId="31" w15:restartNumberingAfterBreak="0">
     <w:nsid w:val="71C56269"/>
     <w:multiLevelType w:val="hybridMultilevel"/>
     <w:tmpl w:val="2E06E26A"/>
@@ -4713,7 +5338,7 @@
       </w:rPr>
     </w:lvl>
   </w:abstractNum>
-  <w:abstractNum w:abstractNumId="31" w15:restartNumberingAfterBreak="0">
+  <w:abstractNum w:abstractNumId="32" w15:restartNumberingAfterBreak="0">
     <w:nsid w:val="75B32396"/>
     <w:multiLevelType w:val="hybridMultilevel"/>
     <w:tmpl w:val="40CE7C68"/>
@@ -4833,7 +5458,7 @@
       </w:pPr>
     </w:lvl>
   </w:abstractNum>
-  <w:abstractNum w:abstractNumId="32" w15:restartNumberingAfterBreak="0">
+  <w:abstractNum w:abstractNumId="33" w15:restartNumberingAfterBreak="0">
     <w:nsid w:val="78EC54C4"/>
     <w:multiLevelType w:val="hybridMultilevel"/>
     <w:tmpl w:val="4C220D08"/>
@@ -4973,7 +5598,7 @@
       </w:rPr>
     </w:lvl>
   </w:abstractNum>
-  <w:abstractNum w:abstractNumId="33" w15:restartNumberingAfterBreak="0">
+  <w:abstractNum w:abstractNumId="34" w15:restartNumberingAfterBreak="0">
     <w:nsid w:val="7C371BC4"/>
     <w:multiLevelType w:val="hybridMultilevel"/>
     <w:tmpl w:val="B0240B40"/>
@@ -5093,112 +5718,115 @@
     </w:lvl>
   </w:abstractNum>
   <w:num w:numId="1" w16cid:durableId="1319842289">
+    <w:abstractNumId w:val="4"/>
+  </w:num>
+  <w:num w:numId="2" w16cid:durableId="2144082529">
+    <w:abstractNumId w:val="12"/>
+  </w:num>
+  <w:num w:numId="3" w16cid:durableId="1381053876">
+    <w:abstractNumId w:val="33"/>
+  </w:num>
+  <w:num w:numId="4" w16cid:durableId="1930189832">
+    <w:abstractNumId w:val="10"/>
+  </w:num>
+  <w:num w:numId="5" w16cid:durableId="795680339">
+    <w:abstractNumId w:val="22"/>
+  </w:num>
+  <w:num w:numId="6" w16cid:durableId="202133804">
+    <w:abstractNumId w:val="16"/>
+  </w:num>
+  <w:num w:numId="7" w16cid:durableId="1066612319">
+    <w:abstractNumId w:val="28"/>
+  </w:num>
+  <w:num w:numId="8" w16cid:durableId="773746469">
+    <w:abstractNumId w:val="19"/>
+  </w:num>
+  <w:num w:numId="9" w16cid:durableId="368148379">
+    <w:abstractNumId w:val="24"/>
+  </w:num>
+  <w:num w:numId="10" w16cid:durableId="471869475">
+    <w:abstractNumId w:val="32"/>
+  </w:num>
+  <w:num w:numId="11" w16cid:durableId="2102601918">
+    <w:abstractNumId w:val="6"/>
+  </w:num>
+  <w:num w:numId="12" w16cid:durableId="1896088414">
+    <w:abstractNumId w:val="31"/>
+  </w:num>
+  <w:num w:numId="13" w16cid:durableId="887450664">
+    <w:abstractNumId w:val="18"/>
+  </w:num>
+  <w:num w:numId="14" w16cid:durableId="1334137999">
     <w:abstractNumId w:val="3"/>
   </w:num>
-  <w:num w:numId="2" w16cid:durableId="2144082529">
-    <w:abstractNumId w:val="11"/>
+  <w:num w:numId="15" w16cid:durableId="182327981">
+    <w:abstractNumId w:val="7"/>
   </w:num>
-  <w:num w:numId="3" w16cid:durableId="1381053876">
-    <w:abstractNumId w:val="32"/>
+  <w:num w:numId="16" w16cid:durableId="513694874">
+    <w:abstractNumId w:val="5"/>
   </w:num>
-  <w:num w:numId="4" w16cid:durableId="1930189832">
-    <w:abstractNumId w:val="9"/>
-  </w:num>
-  <w:num w:numId="5" w16cid:durableId="795680339">
-    <w:abstractNumId w:val="21"/>
-  </w:num>
-  <w:num w:numId="6" w16cid:durableId="202133804">
+  <w:num w:numId="17" w16cid:durableId="2045253445">
     <w:abstractNumId w:val="15"/>
   </w:num>
-  <w:num w:numId="7" w16cid:durableId="1066612319">
-    <w:abstractNumId w:val="27"/>
+  <w:num w:numId="18" w16cid:durableId="647630533">
+    <w:abstractNumId w:val="13"/>
   </w:num>
-  <w:num w:numId="8" w16cid:durableId="773746469">
-    <w:abstractNumId w:val="18"/>
-  </w:num>
-  <w:num w:numId="9" w16cid:durableId="368148379">
-    <w:abstractNumId w:val="23"/>
-  </w:num>
-  <w:num w:numId="10" w16cid:durableId="471869475">
-    <w:abstractNumId w:val="31"/>
-  </w:num>
-  <w:num w:numId="11" w16cid:durableId="2102601918">
-    <w:abstractNumId w:val="5"/>
-  </w:num>
-  <w:num w:numId="12" w16cid:durableId="1896088414">
+  <w:num w:numId="19" w16cid:durableId="69011399">
     <w:abstractNumId w:val="30"/>
   </w:num>
-  <w:num w:numId="13" w16cid:durableId="887450664">
-    <w:abstractNumId w:val="17"/>
-  </w:num>
-  <w:num w:numId="14" w16cid:durableId="1334137999">
-    <w:abstractNumId w:val="2"/>
-  </w:num>
-  <w:num w:numId="15" w16cid:durableId="182327981">
-    <w:abstractNumId w:val="6"/>
-  </w:num>
-  <w:num w:numId="16" w16cid:durableId="513694874">
-    <w:abstractNumId w:val="4"/>
-  </w:num>
-  <w:num w:numId="17" w16cid:durableId="2045253445">
-    <w:abstractNumId w:val="14"/>
-  </w:num>
-  <w:num w:numId="18" w16cid:durableId="647630533">
-    <w:abstractNumId w:val="12"/>
-  </w:num>
-  <w:num w:numId="19" w16cid:durableId="69011399">
-    <w:abstractNumId w:val="29"/>
-  </w:num>
   <w:num w:numId="20" w16cid:durableId="1417558519">
-    <w:abstractNumId w:val="27"/>
+    <w:abstractNumId w:val="28"/>
     <w:lvlOverride w:ilvl="0">
       <w:startOverride w:val="1"/>
     </w:lvlOverride>
   </w:num>
   <w:num w:numId="21" w16cid:durableId="506092564">
-    <w:abstractNumId w:val="13"/>
+    <w:abstractNumId w:val="14"/>
   </w:num>
   <w:num w:numId="22" w16cid:durableId="658270872">
-    <w:abstractNumId w:val="10"/>
+    <w:abstractNumId w:val="11"/>
   </w:num>
   <w:num w:numId="23" w16cid:durableId="929922564">
-    <w:abstractNumId w:val="24"/>
+    <w:abstractNumId w:val="25"/>
   </w:num>
   <w:num w:numId="24" w16cid:durableId="1720745674">
+    <w:abstractNumId w:val="27"/>
+  </w:num>
+  <w:num w:numId="25" w16cid:durableId="1760639647">
+    <w:abstractNumId w:val="8"/>
+  </w:num>
+  <w:num w:numId="26" w16cid:durableId="1692222064">
+    <w:abstractNumId w:val="21"/>
+  </w:num>
+  <w:num w:numId="27" w16cid:durableId="708381135">
+    <w:abstractNumId w:val="20"/>
+  </w:num>
+  <w:num w:numId="28" w16cid:durableId="785585276">
+    <w:abstractNumId w:val="9"/>
+  </w:num>
+  <w:num w:numId="29" w16cid:durableId="433212864">
+    <w:abstractNumId w:val="29"/>
+  </w:num>
+  <w:num w:numId="30" w16cid:durableId="930507333">
+    <w:abstractNumId w:val="34"/>
+  </w:num>
+  <w:num w:numId="31" w16cid:durableId="1934626731">
     <w:abstractNumId w:val="26"/>
   </w:num>
-  <w:num w:numId="25" w16cid:durableId="1760639647">
-    <w:abstractNumId w:val="7"/>
-  </w:num>
-  <w:num w:numId="26" w16cid:durableId="1692222064">
-    <w:abstractNumId w:val="20"/>
-  </w:num>
-  <w:num w:numId="27" w16cid:durableId="708381135">
-    <w:abstractNumId w:val="19"/>
-  </w:num>
-  <w:num w:numId="28" w16cid:durableId="785585276">
-    <w:abstractNumId w:val="8"/>
-  </w:num>
-  <w:num w:numId="29" w16cid:durableId="433212864">
-    <w:abstractNumId w:val="28"/>
-  </w:num>
-  <w:num w:numId="30" w16cid:durableId="930507333">
-    <w:abstractNumId w:val="33"/>
-  </w:num>
-  <w:num w:numId="31" w16cid:durableId="1934626731">
-    <w:abstractNumId w:val="25"/>
-  </w:num>
   <w:num w:numId="32" w16cid:durableId="2005082870">
-    <w:abstractNumId w:val="16"/>
+    <w:abstractNumId w:val="17"/>
   </w:num>
   <w:num w:numId="33" w16cid:durableId="1989938371">
-    <w:abstractNumId w:val="22"/>
+    <w:abstractNumId w:val="23"/>
   </w:num>
   <w:num w:numId="34" w16cid:durableId="256839568">
     <w:abstractNumId w:val="0"/>
   </w:num>
   <w:num w:numId="35" w16cid:durableId="1443108338">
     <w:abstractNumId w:val="1"/>
+  </w:num>
+  <w:num w:numId="36" w16cid:durableId="111244558">
+    <w:abstractNumId w:val="2"/>
   </w:num>
 </w:numbering>
 </file>
@@ -7875,4 +8503,10 @@
     <ds:schemaRef ds:uri="8c7dc7f3-a840-475f-a519-c4715494a580"/>
   </ds:schemaRefs>
 </ds:datastoreItem>
+</file>
+
+<file path=docMetadata/LabelInfo.xml><?xml version="1.0" encoding="utf-8"?>
+<clbl:labelList xmlns:clbl="http://schemas.microsoft.com/office/2020/mipLabelMetadata">
+  <clbl:label id="{7515d511-864d-4668-b936-bee455c23755}" enabled="1" method="Standard" siteId="{af1a7dbf-c35d-4554-83b4-aad0f8572e87}" contentBits="0" removed="0"/>
+</clbl:labelList>
 </file>